--- a/Batch-2/Lecture-1.docx
+++ b/Batch-2/Lecture-1.docx
@@ -722,7 +722,14 @@
                 <w:sz w:val="19"/>
                 <w:szCs w:val="19"/>
               </w:rPr>
-              <w:t>₹247</w:t>
+              <w:t>₹</w:t>
+            </w:r>
+            <w:r>
+              <w:rPr>
+                <w:sz w:val="19"/>
+                <w:szCs w:val="19"/>
+              </w:rPr>
+              <w:t>247</w:t>
             </w:r>
           </w:p>
         </w:tc>
@@ -3642,7 +3649,10 @@
               <w:t>Foreign Key (FK):</w:t>
             </w:r>
             <w:r>
-              <w:t xml:space="preserve"> A column in one table that points to the Primary Key of ANOTHER table. This is the 'glue' that connects tables. Example: the orders table has cust_id (FK) pointing to customer_id (PK) in the customers table. You CANNOT place an order for a customer that does not exist — the FK prevents it. This is what makes a database 'relational'.</w:t>
+              <w:t xml:space="preserve"> A column in one table that points to the Primary Key of ANOTHER table. This is the 'glue' that connects tables. Example: the orders table has cust_id (FK) pointing to customer_id</w:t>
+            </w:r>
+            <w:r>
+              <w:t xml:space="preserve"> (PK) in the customers table. You CANNOT place an order for a customer that does not exist — the FK prevents it. This is what makes a database 'relational'.</w:t>
             </w:r>
           </w:p>
         </w:tc>
@@ -4275,7 +4285,15 @@
           <w:bCs/>
           <w:color w:val="1F5FA8"/>
         </w:rPr>
-        <w:t>↓  customer_id = cust_id  (FOREIGN KEY relationship)</w:t>
+        <w:t xml:space="preserve">↓  </w:t>
+      </w:r>
+      <w:r>
+        <w:rPr>
+          <w:b/>
+          <w:bCs/>
+          <w:color w:val="1F5FA8"/>
+        </w:rPr>
+        <w:t>customer_id = cust_id  (FOREIGN KEY relationship)</w:t>
       </w:r>
     </w:p>
     <w:p>
@@ -5051,7 +5069,10 @@
         <w:spacing w:after="60" w:line="276" w:lineRule="auto"/>
       </w:pPr>
       <w:r>
-        <w:t>cust_id 999 CANNOT exist in orders if no customer 999 exists → the FK enforces this.</w:t>
+        <w:t>cust_id</w:t>
+      </w:r>
+      <w:r>
+        <w:t xml:space="preserve"> 999 CANNOT exist in orders if no customer 999 exists → the FK enforces this.</w:t>
       </w:r>
     </w:p>
     <w:p>
@@ -6640,7 +6661,14 @@
                 <w:sz w:val="19"/>
                 <w:szCs w:val="19"/>
               </w:rPr>
-              <w:t>₹5000/yr (Office 365)</w:t>
+              <w:t>₹</w:t>
+            </w:r>
+            <w:r>
+              <w:rPr>
+                <w:sz w:val="19"/>
+                <w:szCs w:val="19"/>
+              </w:rPr>
+              <w:t>5000/yr (Office 365)</w:t>
             </w:r>
           </w:p>
         </w:tc>
@@ -6670,7 +6698,14 @@
                 <w:sz w:val="19"/>
                 <w:szCs w:val="19"/>
               </w:rPr>
-              <w:t>₹0 (open source, forever)</w:t>
+              <w:t>₹</w:t>
+            </w:r>
+            <w:r>
+              <w:rPr>
+                <w:sz w:val="19"/>
+                <w:szCs w:val="19"/>
+              </w:rPr>
+              <w:t>0 (open source, forever)</w:t>
             </w:r>
           </w:p>
         </w:tc>
@@ -7426,7 +7461,10 @@
               <w:spacing w:after="80" w:line="280" w:lineRule="auto"/>
             </w:pPr>
             <w:r>
-              <w:t>a) 4 columns: product_id, product_name, price, brand_id. b) 3 rows; each row = one product. c) PK = product_id — it uniquely identifies each row. d) brand_id is a FK to the brands table's brand_id. e) product_id INT, product_name VARCHAR, price NUMERIC, brand_id INT. f) Two products CAN share a name, but NEVER a product_id — the primary key must be unique.</w:t>
+              <w:t xml:space="preserve">a) 4 columns: product_id, product_name, price, brand_id. b) 3 rows; each row = one product. c) PK = product_id — it uniquely identifies each row. d) brand_id is a FK to the brands table's brand_id. e) </w:t>
+            </w:r>
+            <w:r>
+              <w:t>product_id INT, product_name VARCHAR, price NUMERIC, brand_id INT. f) Two products CAN share a name, but NEVER a product_id — the primary key must be unique.</w:t>
             </w:r>
           </w:p>
         </w:tc>
@@ -7592,7 +7630,10 @@
               <w:spacing w:after="80" w:line="280" w:lineRule="auto"/>
             </w:pPr>
             <w:r>
-              <w:t>(Model) Tables: users(user_id PK, name, phone), accounts(account_id PK, user_id FK, balance), transactions(txn_id PK, from_account FK, to_account FK, amount, status, created_at), banks(bank_id PK, ...). c) transactions has the most FKs (two into accounts). d) Insert 1 row in transactions and update balance on BOTH accounts. e) ATOMICITY — wrap both updates in one transaction so they fully commit or fully roll back.</w:t>
+              <w:t>(Model) Tables: users(user_id</w:t>
+            </w:r>
+            <w:r>
+              <w:t xml:space="preserve"> PK, name, phone), accounts(account_id PK, user_id FK, balance), transactions(txn_id PK, from_account FK, to_account FK, amount, status, created_at), banks(bank_id PK, ...). c) transactions has the most FKs (two into accounts). d) Insert 1 row in transactions and update balance on BOTH accounts. e) ATOMICITY — wrap both updates in one transaction so they fully commit or fully roll back.</w:t>
             </w:r>
           </w:p>
         </w:tc>
@@ -8277,7 +8318,10 @@
               <w:spacing w:after="80" w:line="280" w:lineRule="auto"/>
             </w:pPr>
             <w:r>
-              <w:t>a) No PK → the two Rahuls are indistinguishable; you can't reliably update or delete just one. b) Comma-separated subjects/marks break 1NF (atomic values) → you can't AVG per subject or filter by subject. c) Split into students(student_id PK, name, phone), subjects(subject_id PK, name), marks(student_id FK, subject_id FK, score). d) More rows (one per student-subject), but each value is atomic → averages and joins become trivial. Normalised = better.</w:t>
+              <w:t>a) No PK → the two Rahuls are indistinguishable; you can't reliably update or delete just one. b) Comma-separated subjects/marks break 1NF (atomic values) → you can't AVG per subject or filter by subject. c) Split into students(student_id PK, name, phone), subjects(subject_id PK, name), marks(student_id FK, subject_id</w:t>
+            </w:r>
+            <w:r>
+              <w:t xml:space="preserve"> FK, score). d) More rows (one per student-subject), but each value is atomic → averages and joins become trivial. Normalised = better.</w:t>
             </w:r>
           </w:p>
         </w:tc>
@@ -8443,7 +8487,10 @@
               <w:spacing w:after="80" w:line="280" w:lineRule="auto"/>
             </w:pPr>
             <w:r>
-              <w:t>(Model) 8+ tables: customers, restaurants, menu_items, orders, order_items, delivery_partners, deliveries, reviews, coupons. b) orders is the centre (links customer + restaurant; order_items link order + menu_item). c) COUNT(*) FROM orders WHERE restaurant_id = X AND status = 'Delivered'. d) deliveries(delivery_id PK, order_id FK, partner_id FK, status, assigned_at). e) coupons(coupon_id PK, code, percent, max_discount, min_order_value, valid_from, valid_to, max_uses_per_customer, restaurant_id FK).</w:t>
+              <w:t xml:space="preserve">(Model) 8+ tables: customers, restaurants, menu_items, orders, order_items, delivery_partners, deliveries, reviews, coupons. b) orders is the centre (links customer + restaurant; order_items link order + menu_item). c) COUNT(*) FROM orders WHERE restaurant_id = X AND status = 'Delivered'. d) deliveries(delivery_id PK, order_id FK, </w:t>
+            </w:r>
+            <w:r>
+              <w:t>partner_id FK, status, assigned_at). e) coupons(coupon_id PK, code, percent, max_discount, min_order_value, valid_from, valid_to, max_uses_per_customer, restaurant_id FK).</w:t>
             </w:r>
           </w:p>
         </w:tc>
@@ -10232,7 +10279,15 @@
                 <w:sz w:val="18"/>
                 <w:szCs w:val="18"/>
               </w:rPr>
-              <w:t>SELECT * FROM customers.customers WHERE city = 'Mumbai';</w:t>
+              <w:t xml:space="preserve">SELECT * FROM </w:t>
+            </w:r>
+            <w:r>
+              <w:rPr>
+                <w:rFonts w:ascii="Consolas" w:eastAsia="Consolas" w:hAnsi="Consolas" w:cs="Consolas"/>
+                <w:sz w:val="18"/>
+                <w:szCs w:val="18"/>
+              </w:rPr>
+              <w:t>customers.customers WHERE city = 'Mumbai';</w:t>
             </w:r>
           </w:p>
           <w:p>
@@ -10878,7 +10933,14 @@
                 <w:sz w:val="19"/>
                 <w:szCs w:val="19"/>
               </w:rPr>
-              <w:t>Touches the disk, grabs the matching rows, returns the result set to your screen (pgAdmin / psql).</w:t>
+              <w:t>Touches the disk, grabs the matching rows, returns the result set to your screen (</w:t>
+            </w:r>
+            <w:r>
+              <w:rPr>
+                <w:sz w:val="19"/>
+                <w:szCs w:val="19"/>
+              </w:rPr>
+              <w:t>pgAdmin / psql).</w:t>
             </w:r>
           </w:p>
         </w:tc>
@@ -11711,7 +11773,10 @@
               <w:spacing w:after="80" w:line="280" w:lineRule="auto"/>
             </w:pPr>
             <w:r>
-              <w:t>Meet Meera. She joined FreshKart, an online grocery company, as a Data Analyst 6 months ago. Here is her Tuesday:</w:t>
+              <w:t>Meet Meera. She joined FreshKart</w:t>
+            </w:r>
+            <w:r>
+              <w:t>, an online grocery company, as a Data Analyst 6 months ago. Here is her Tuesday:</w:t>
             </w:r>
           </w:p>
           <w:p>
@@ -11848,7 +11913,10 @@
               <w:t>4:00 PM — Something looks odd.</w:t>
             </w:r>
             <w:r>
-              <w:t xml:space="preserve"> 847 orders have an order_date BEFORE the customer's registration_date. She flags it to Engineering with the exact query. Data quality issue fixed the same day.</w:t>
+              <w:t xml:space="preserve"> 847 orders have an order_date BEFORE the customer's registration_date</w:t>
+            </w:r>
+            <w:r>
+              <w:t>. She flags it to Engineering with the exact query. Data quality issue fixed the same day.</w:t>
             </w:r>
           </w:p>
           <w:p>
@@ -17722,7 +17790,10 @@
               <w:spacing w:after="80" w:line="280" w:lineRule="auto"/>
             </w:pPr>
             <w:r>
-              <w:t>Always end every SQL statement with a semicolon (;). In psql, PostgreSQL waits patiently for the semicolon before executing. Forgetting it is the #1 beginner mistake — your query appears to hang, but it's just waiting for you to finish!</w:t>
+              <w:t>Always end every SQL statement with a semicolon (;). In psql</w:t>
+            </w:r>
+            <w:r>
+              <w:t>, PostgreSQL waits patiently for the semicolon before executing. Forgetting it is the #1 beginner mistake — your query appears to hang, but it's just waiting for you to finish!</w:t>
             </w:r>
           </w:p>
         </w:tc>
@@ -18065,7 +18136,16 @@
                 <w:sz w:val="19"/>
                 <w:szCs w:val="19"/>
               </w:rPr>
-              <w:t>SELECT current_date - DATE '2000-01-15';</w:t>
+              <w:t>SELECT current_date</w:t>
+            </w:r>
+            <w:r>
+              <w:rPr>
+                <w:rFonts w:ascii="Consolas" w:eastAsia="Consolas" w:hAnsi="Consolas" w:cs="Consolas"/>
+                <w:color w:val="B03060"/>
+                <w:sz w:val="19"/>
+                <w:szCs w:val="19"/>
+              </w:rPr>
+              <w:t xml:space="preserve"> - DATE '2000-01-15';</w:t>
             </w:r>
           </w:p>
         </w:tc>
@@ -18340,7 +18420,10 @@
               <w:t>A:</w:t>
             </w:r>
             <w:r>
-              <w:t xml:space="preserve"> 'Functionally they are identical in PostgreSQL — both return the current date and time WITH time zone. current_timestamp is defined in the ANSI SQL standard (portable across databases). NOW() is a shorter, non-standard shorthand. In portable code that may run on other databases, prefer current_timestamp. In PostgreSQL-only code, either is fine.'</w:t>
+              <w:t xml:space="preserve"> 'Functionally they are identical in PostgreSQL — both return the current date and time WITH time zone. current_timestamp</w:t>
+            </w:r>
+            <w:r>
+              <w:t xml:space="preserve"> is defined in the ANSI SQL standard (portable across databases). NOW() is a shorter, non-standard shorthand. In portable code that may run on other databases, prefer current_timestamp. In PostgreSQL-only code, either is fine.'</w:t>
             </w:r>
           </w:p>
         </w:tc>
@@ -19548,7 +19631,10 @@
               <w:spacing w:after="80" w:line="280" w:lineRule="auto"/>
             </w:pPr>
             <w:r>
-              <w:t>In psql: \l lists databases, \c connects to one, \dn lists schemas, \dt lists tables, \d tablename shows a table's columns and types.</w:t>
+              <w:t>In psql</w:t>
+            </w:r>
+            <w:r>
+              <w:t>: \l lists databases, \c connects to one, \dn lists schemas, \dt lists tables, \d tablename shows a table's columns and types.</w:t>
             </w:r>
           </w:p>
           <w:p>
@@ -19654,7 +19740,10 @@
               <w:spacing w:after="80" w:line="280" w:lineRule="auto"/>
             </w:pPr>
             <w:r>
-              <w:t>SELECT * FROM sales.orders LIMIT 10; shows you the shape of the data instantly and safely. Explore with LIMIT, aggregate later.</w:t>
+              <w:t>SELECT * FROM sales.orders</w:t>
+            </w:r>
+            <w:r>
+              <w:t xml:space="preserve"> LIMIT 10; shows you the shape of the data instantly and safely. Explore with LIMIT, aggregate later.</w:t>
             </w:r>
           </w:p>
         </w:tc>
@@ -19879,7 +19968,10 @@
         <w:t xml:space="preserve">6.  </w:t>
       </w:r>
       <w:r>
-        <w:t>What does SELECT current_database(); tell you?</w:t>
+        <w:t>What does SELECT current_database</w:t>
+      </w:r>
+      <w:r>
+        <w:t>(); tell you?</w:t>
       </w:r>
     </w:p>
     <w:p>
@@ -19915,11 +20007,6 @@
       <w:r>
         <w:t>Why is LIMIT important when exploring an unknown table?</w:t>
       </w:r>
-    </w:p>
-    <w:p>
-      <w:pPr>
-        <w:spacing w:after="100"/>
-      </w:pPr>
     </w:p>
     <w:tbl>
       <w:tblPr>
@@ -20231,7 +20318,10 @@
               <w:t xml:space="preserve">Step 3 —  </w:t>
             </w:r>
             <w:r>
-              <w:t>Show the structure of sales.orders. Note every column name and its type — you will need these all course long.</w:t>
+              <w:t>Show the structure of sales.orders</w:t>
+            </w:r>
+            <w:r>
+              <w:t>. Note every column name and its type — you will need these all course long.</w:t>
             </w:r>
           </w:p>
           <w:p>
